--- a/turbineH.docx
+++ b/turbineH.docx
@@ -29,7 +29,7 @@
           <w:rFonts w:hint="default"/>
           <w:lang w:val="es-ES"/>
         </w:rPr>
-        <w:t>-GENERAL FACTURAS(RECURENTE , PUNTUAL)</w:t>
+        <w:t>-GENERAR FACTURAS(RECURRENTES , PUNTUALES)</w:t>
       </w:r>
     </w:p>
     <w:p>
@@ -80,16 +80,17 @@
     <w:p>
       <w:pPr>
         <w:rPr>
-          <w:rFonts w:hint="default"/>
-          <w:lang w:val="es-ES"/>
-        </w:rPr>
-      </w:pPr>
-      <w:r>
-        <w:rPr>
-          <w:rFonts w:hint="default"/>
-          <w:lang w:val="es-ES"/>
-        </w:rPr>
-        <w:t xml:space="preserve">-RESGISTRARSE </w:t>
+          <w:rFonts w:hint="default" w:eastAsiaTheme="minorEastAsia"/>
+          <w:color w:val="0000FF"/>
+          <w:lang w:val="es-ES" w:eastAsia="zh-CN"/>
+        </w:rPr>
+      </w:pPr>
+      <w:r>
+        <w:rPr>
+          <w:rFonts w:hint="default"/>
+          <w:lang w:val="es-ES"/>
+        </w:rPr>
+        <w:t>-RESGISTRARSE (solo para superadministrador)</w:t>
       </w:r>
     </w:p>
     <w:p>
@@ -239,16 +240,212 @@
     <w:p>
       <w:pPr>
         <w:rPr>
-          <w:rFonts w:hint="default"/>
-          <w:lang w:val="es-ES"/>
-        </w:rPr>
-      </w:pPr>
-    </w:p>
-    <w:p>
-      <w:pPr>
-        <w:rPr>
-          <w:rFonts w:hint="default"/>
-          <w:lang w:val="es-ES"/>
+          <w:rFonts w:hint="eastAsia" w:eastAsiaTheme="minorEastAsia"/>
+          <w:lang w:val="es-ES" w:eastAsia="zh-CN"/>
+        </w:rPr>
+      </w:pPr>
+    </w:p>
+    <w:p>
+      <w:pPr>
+        <w:rPr>
+          <w:rFonts w:hint="default"/>
+          <w:lang w:val="es-ES"/>
+        </w:rPr>
+      </w:pPr>
+    </w:p>
+    <w:p>
+      <w:pPr>
+        <w:rPr>
+          <w:rFonts w:hint="default"/>
+          <w:lang w:val="es-ES"/>
+        </w:rPr>
+      </w:pPr>
+      <w:r>
+        <w:rPr>
+          <w:rFonts w:hint="default"/>
+          <w:lang w:val="es-ES"/>
+        </w:rPr>
+        <w:t>REQUISITOS NO FUNCIONAL.</w:t>
+      </w:r>
+    </w:p>
+    <w:p>
+      <w:pPr>
+        <w:rPr>
+          <w:rFonts w:hint="eastAsia"/>
+          <w:b w:val="0"/>
+          <w:bCs w:val="0"/>
+          <w:lang w:val="en-US" w:eastAsia="zh-CN"/>
+        </w:rPr>
+      </w:pPr>
+      <w:r>
+        <w:rPr>
+          <w:rFonts w:hint="default"/>
+          <w:b w:val="0"/>
+          <w:bCs w:val="0"/>
+          <w:lang w:val="es-ES"/>
+        </w:rPr>
+        <w:t>-RECALCULAR AL AÑO FACTURA</w:t>
+      </w:r>
+      <w:r>
+        <w:rPr>
+          <w:rFonts w:hint="eastAsia"/>
+          <w:b w:val="0"/>
+          <w:bCs w:val="0"/>
+          <w:lang w:val="en-US" w:eastAsia="zh-CN"/>
+        </w:rPr>
+        <w:t xml:space="preserve">  </w:t>
+      </w:r>
+    </w:p>
+    <w:p>
+      <w:pPr>
+        <w:rPr>
+          <w:rFonts w:hint="default"/>
+          <w:lang w:val="es-ES"/>
+        </w:rPr>
+      </w:pPr>
+      <w:r>
+        <w:rPr>
+          <w:rFonts w:hint="default"/>
+          <w:lang w:val="es-ES"/>
+        </w:rPr>
+        <w:t>-USO SIMPLE E INTERECTIVO</w:t>
+      </w:r>
+    </w:p>
+    <w:p>
+      <w:pPr>
+        <w:rPr>
+          <w:rFonts w:hint="default"/>
+          <w:lang w:val="es-ES"/>
+        </w:rPr>
+      </w:pPr>
+      <w:r>
+        <w:rPr>
+          <w:rFonts w:hint="default"/>
+          <w:lang w:val="es-ES"/>
+        </w:rPr>
+        <w:t>- RESPONSIVE</w:t>
+      </w:r>
+    </w:p>
+    <w:p>
+      <w:pPr>
+        <w:rPr>
+          <w:rFonts w:hint="default"/>
+          <w:lang w:val="es-ES"/>
+        </w:rPr>
+      </w:pPr>
+      <w:r>
+        <w:rPr>
+          <w:rFonts w:hint="default"/>
+          <w:lang w:val="es-ES"/>
+        </w:rPr>
+        <w:t>-COMPATIBLE EN VARIOS DISPOSITIVOS</w:t>
+      </w:r>
+    </w:p>
+    <w:p>
+      <w:pPr>
+        <w:rPr>
+          <w:rFonts w:hint="default"/>
+          <w:lang w:val="es-ES"/>
+        </w:rPr>
+      </w:pPr>
+      <w:r>
+        <w:rPr>
+          <w:rFonts w:hint="default"/>
+          <w:lang w:val="es-ES"/>
+        </w:rPr>
+        <w:t>-LOGIN CON CUENTA CORPORATIVA</w:t>
+      </w:r>
+    </w:p>
+    <w:p>
+      <w:pPr>
+        <w:rPr>
+          <w:rFonts w:hint="default"/>
+          <w:lang w:val="es-ES"/>
+        </w:rPr>
+      </w:pPr>
+    </w:p>
+    <w:p>
+      <w:pPr>
+        <w:rPr>
+          <w:rFonts w:hint="default"/>
+          <w:b/>
+          <w:bCs/>
+          <w:lang w:val="es-ES"/>
+        </w:rPr>
+      </w:pPr>
+      <w:r>
+        <w:rPr>
+          <w:rFonts w:hint="default"/>
+          <w:lang w:val="es-ES"/>
+        </w:rPr>
+        <w:t>-(</w:t>
+      </w:r>
+      <w:r>
+        <w:rPr>
+          <w:rFonts w:hint="default"/>
+          <w:b/>
+          <w:bCs/>
+          <w:lang w:val="es-ES"/>
+        </w:rPr>
+        <w:t>CONECCION CON STRIPE ):usa un interfaz de coneccion para verificar el estados pagos</w:t>
+      </w:r>
+    </w:p>
+    <w:p>
+      <w:pPr>
+        <w:rPr>
+          <w:rFonts w:hint="default"/>
+          <w:b/>
+          <w:bCs/>
+          <w:lang w:val="es-ES"/>
+        </w:rPr>
+      </w:pPr>
+    </w:p>
+    <w:p>
+      <w:pPr>
+        <w:rPr>
+          <w:rFonts w:hint="default"/>
+          <w:b/>
+          <w:bCs/>
+          <w:lang w:val="es-ES"/>
+        </w:rPr>
+      </w:pPr>
+    </w:p>
+    <w:p>
+      <w:pPr>
+        <w:rPr>
+          <w:rFonts w:hint="default"/>
+          <w:b/>
+          <w:bCs/>
+          <w:lang w:val="es-ES"/>
+        </w:rPr>
+      </w:pPr>
+    </w:p>
+    <w:p>
+      <w:pPr>
+        <w:rPr>
+          <w:rFonts w:hint="default"/>
+          <w:b/>
+          <w:bCs/>
+          <w:lang w:val="es-ES" w:eastAsia="zh-CN"/>
+        </w:rPr>
+      </w:pPr>
+      <w:r>
+        <w:rPr>
+          <w:rFonts w:hint="default"/>
+          <w:b/>
+          <w:bCs/>
+          <w:lang w:val="es-ES" w:eastAsia="zh-CN"/>
+        </w:rPr>
+        <w:t>07/10/2026</w:t>
+      </w:r>
+    </w:p>
+    <w:p>
+      <w:pPr>
+        <w:rPr>
+          <w:rFonts w:hint="default"/>
+          <w:b/>
+          <w:bCs/>
+          <w:lang w:val="es-ES" w:eastAsia="zh-CN"/>
         </w:rPr>
       </w:pPr>
       <w:bookmarkStart w:id="0" w:name="_GoBack"/>
@@ -258,113 +455,240 @@
       <w:pPr>
         <w:rPr>
           <w:rFonts w:hint="default"/>
-          <w:lang w:val="es-ES"/>
-        </w:rPr>
-      </w:pPr>
-      <w:r>
-        <w:rPr>
-          <w:rFonts w:hint="default"/>
-          <w:lang w:val="es-ES"/>
-        </w:rPr>
-        <w:t>REQUISITOS NO FUNCIONAL.</w:t>
-      </w:r>
-    </w:p>
-    <w:p>
-      <w:pPr>
-        <w:rPr>
-          <w:rFonts w:hint="default"/>
-          <w:lang w:val="es-ES"/>
-        </w:rPr>
-      </w:pPr>
-      <w:r>
-        <w:rPr>
-          <w:rFonts w:hint="default"/>
-          <w:lang w:val="es-ES"/>
-        </w:rPr>
-        <w:t>-RECALCULAR AL AÑO FACTURA</w:t>
-      </w:r>
-    </w:p>
-    <w:p>
-      <w:pPr>
-        <w:rPr>
-          <w:rFonts w:hint="default"/>
-          <w:lang w:val="es-ES"/>
-        </w:rPr>
-      </w:pPr>
-      <w:r>
-        <w:rPr>
-          <w:rFonts w:hint="default"/>
-          <w:lang w:val="es-ES"/>
-        </w:rPr>
-        <w:t>-USO SIMPLE E INTERECTIVO</w:t>
-      </w:r>
-    </w:p>
-    <w:p>
-      <w:pPr>
-        <w:rPr>
-          <w:rFonts w:hint="default"/>
-          <w:lang w:val="es-ES"/>
-        </w:rPr>
-      </w:pPr>
-      <w:r>
-        <w:rPr>
-          <w:rFonts w:hint="default"/>
-          <w:lang w:val="es-ES"/>
-        </w:rPr>
-        <w:t>- RESPONSIVE</w:t>
-      </w:r>
-    </w:p>
-    <w:p>
-      <w:pPr>
-        <w:rPr>
-          <w:rFonts w:hint="default"/>
-          <w:lang w:val="es-ES"/>
-        </w:rPr>
-      </w:pPr>
-      <w:r>
-        <w:rPr>
-          <w:rFonts w:hint="default"/>
-          <w:lang w:val="es-ES"/>
-        </w:rPr>
-        <w:t>-COMPATIBLE EN VARIOS DISPOSITIVOS</w:t>
-      </w:r>
-    </w:p>
-    <w:p>
-      <w:pPr>
-        <w:rPr>
-          <w:rFonts w:hint="default"/>
-          <w:lang w:val="es-ES"/>
-        </w:rPr>
-      </w:pPr>
-      <w:r>
-        <w:rPr>
-          <w:rFonts w:hint="default"/>
-          <w:lang w:val="es-ES"/>
-        </w:rPr>
-        <w:t>-LOGIN CON CUENTA CORPORATIVA</w:t>
-      </w:r>
-    </w:p>
-    <w:p>
-      <w:pPr>
-        <w:rPr>
-          <w:rFonts w:hint="default"/>
-          <w:lang w:val="es-ES"/>
-        </w:rPr>
-      </w:pPr>
-    </w:p>
-    <w:p>
-      <w:pPr>
-        <w:rPr>
-          <w:rFonts w:hint="default"/>
-          <w:lang w:val="es-ES"/>
-        </w:rPr>
-      </w:pPr>
-      <w:r>
-        <w:rPr>
-          <w:rFonts w:hint="default"/>
-          <w:lang w:val="es-ES"/>
-        </w:rPr>
-        <w:t>-(CONECCION CON STRIPE )</w:t>
+          <w:b/>
+          <w:bCs/>
+          <w:lang w:val="es-ES" w:eastAsia="zh-CN"/>
+        </w:rPr>
+      </w:pPr>
+      <w:r>
+        <w:rPr>
+          <w:rFonts w:hint="default"/>
+          <w:b/>
+          <w:bCs/>
+          <w:lang w:val="es-ES" w:eastAsia="zh-CN"/>
+        </w:rPr>
+        <w:t>Clase :</w:t>
+      </w:r>
+    </w:p>
+    <w:p>
+      <w:pPr>
+        <w:rPr>
+          <w:rFonts w:hint="default"/>
+          <w:b/>
+          <w:bCs/>
+          <w:lang w:val="es-ES" w:eastAsia="zh-CN"/>
+        </w:rPr>
+      </w:pPr>
+      <w:r>
+        <w:rPr>
+          <w:rFonts w:hint="default"/>
+          <w:b/>
+          <w:bCs/>
+          <w:lang w:val="es-ES" w:eastAsia="zh-CN"/>
+        </w:rPr>
+        <w:t>-cliente:id, contactos,nombre fantasia , nombre contacto, apellido, correo,numero de contactos,cif , direccion , codigo postal, pais,  nombre de resguistro.subcripciones,</w:t>
+      </w:r>
+    </w:p>
+    <w:p>
+      <w:pPr>
+        <w:rPr>
+          <w:rFonts w:hint="default"/>
+          <w:b/>
+          <w:bCs/>
+          <w:lang w:val="es-ES" w:eastAsia="zh-CN"/>
+        </w:rPr>
+      </w:pPr>
+    </w:p>
+    <w:p>
+      <w:pPr>
+        <w:rPr>
+          <w:rFonts w:hint="default"/>
+          <w:b/>
+          <w:bCs/>
+          <w:lang w:val="es-ES" w:eastAsia="zh-CN"/>
+        </w:rPr>
+      </w:pPr>
+      <w:r>
+        <w:rPr>
+          <w:rFonts w:hint="default"/>
+          <w:b/>
+          <w:bCs/>
+          <w:lang w:val="es-ES" w:eastAsia="zh-CN"/>
+        </w:rPr>
+        <w:t>-usuario:id ,gmail, nombre, apellido,permiso,clientes asignados.</w:t>
+      </w:r>
+    </w:p>
+    <w:p>
+      <w:pPr>
+        <w:rPr>
+          <w:rFonts w:hint="default"/>
+          <w:b/>
+          <w:bCs/>
+          <w:lang w:val="es-ES" w:eastAsia="zh-CN"/>
+        </w:rPr>
+      </w:pPr>
+    </w:p>
+    <w:p>
+      <w:pPr>
+        <w:rPr>
+          <w:rFonts w:hint="default"/>
+          <w:b/>
+          <w:bCs/>
+          <w:lang w:val="es-ES" w:eastAsia="zh-CN"/>
+        </w:rPr>
+      </w:pPr>
+      <w:r>
+        <w:rPr>
+          <w:rFonts w:hint="default"/>
+          <w:b/>
+          <w:bCs/>
+          <w:lang w:val="es-ES" w:eastAsia="zh-CN"/>
+        </w:rPr>
+        <w:t>-permiso:</w:t>
+      </w:r>
+    </w:p>
+    <w:p>
+      <w:pPr>
+        <w:rPr>
+          <w:rFonts w:hint="default"/>
+          <w:b/>
+          <w:bCs/>
+          <w:lang w:val="es-ES" w:eastAsia="zh-CN"/>
+        </w:rPr>
+      </w:pPr>
+      <w:r>
+        <w:rPr>
+          <w:rFonts w:hint="default"/>
+          <w:b/>
+          <w:bCs/>
+          <w:lang w:val="es-ES" w:eastAsia="zh-CN"/>
+        </w:rPr>
+        <w:t>-admin</w:t>
+      </w:r>
+    </w:p>
+    <w:p>
+      <w:pPr>
+        <w:rPr>
+          <w:rFonts w:hint="default"/>
+          <w:b/>
+          <w:bCs/>
+          <w:lang w:val="es-ES" w:eastAsia="zh-CN"/>
+        </w:rPr>
+      </w:pPr>
+      <w:r>
+        <w:rPr>
+          <w:rFonts w:hint="default"/>
+          <w:b/>
+          <w:bCs/>
+          <w:lang w:val="es-ES" w:eastAsia="zh-CN"/>
+        </w:rPr>
+        <w:t>-superadmin:</w:t>
+      </w:r>
+    </w:p>
+    <w:p>
+      <w:pPr>
+        <w:rPr>
+          <w:rFonts w:hint="default"/>
+          <w:b/>
+          <w:bCs/>
+          <w:lang w:val="es-ES" w:eastAsia="zh-CN"/>
+        </w:rPr>
+      </w:pPr>
+      <w:r>
+        <w:rPr>
+          <w:rFonts w:hint="default"/>
+          <w:b/>
+          <w:bCs/>
+          <w:lang w:val="es-ES" w:eastAsia="zh-CN"/>
+        </w:rPr>
+        <w:t>- Factura:</w:t>
+      </w:r>
+    </w:p>
+    <w:p>
+      <w:pPr>
+        <w:rPr>
+          <w:rFonts w:hint="default"/>
+          <w:b/>
+          <w:bCs/>
+          <w:lang w:val="es-ES" w:eastAsia="zh-CN"/>
+        </w:rPr>
+      </w:pPr>
+      <w:r>
+        <w:rPr>
+          <w:rFonts w:hint="default"/>
+          <w:b/>
+          <w:bCs/>
+          <w:lang w:val="es-ES" w:eastAsia="zh-CN"/>
+        </w:rPr>
+        <w:t>-recordatorio</w:t>
+      </w:r>
+    </w:p>
+    <w:p>
+      <w:pPr>
+        <w:rPr>
+          <w:rFonts w:hint="default"/>
+          <w:b/>
+          <w:bCs/>
+          <w:lang w:val="es-ES" w:eastAsia="zh-CN"/>
+        </w:rPr>
+      </w:pPr>
+      <w:r>
+        <w:rPr>
+          <w:rFonts w:hint="default"/>
+          <w:b/>
+          <w:bCs/>
+          <w:lang w:val="es-ES" w:eastAsia="zh-CN"/>
+        </w:rPr>
+        <w:t>-Informe:</w:t>
+      </w:r>
+    </w:p>
+    <w:p>
+      <w:pPr>
+        <w:rPr>
+          <w:rFonts w:hint="default"/>
+          <w:b/>
+          <w:bCs/>
+          <w:lang w:val="es-ES" w:eastAsia="zh-CN"/>
+        </w:rPr>
+      </w:pPr>
+    </w:p>
+    <w:p>
+      <w:pPr>
+        <w:rPr>
+          <w:rFonts w:hint="default"/>
+          <w:b/>
+          <w:bCs/>
+          <w:lang w:val="es-ES" w:eastAsia="zh-CN"/>
+        </w:rPr>
+      </w:pPr>
+    </w:p>
+    <w:p>
+      <w:pPr>
+        <w:rPr>
+          <w:rFonts w:hint="default"/>
+          <w:b/>
+          <w:bCs/>
+          <w:lang w:val="es-ES" w:eastAsia="zh-CN"/>
+        </w:rPr>
+      </w:pPr>
+    </w:p>
+    <w:p>
+      <w:pPr>
+        <w:rPr>
+          <w:rFonts w:hint="default"/>
+          <w:b/>
+          <w:bCs/>
+          <w:lang w:val="es-ES" w:eastAsia="zh-CN"/>
+        </w:rPr>
+      </w:pPr>
+      <w:r>
+        <w:rPr>
+          <w:rFonts w:hint="default"/>
+          <w:b/>
+          <w:bCs/>
+          <w:lang w:val="es-ES" w:eastAsia="zh-CN"/>
+        </w:rPr>
+        <w:t>Interfaz:</w:t>
       </w:r>
     </w:p>
     <w:sectPr>
